--- a/klagomål/A 47339-2025 FSC-klagomål.docx
+++ b/klagomål/A 47339-2025 FSC-klagomål.docx
@@ -705,7 +705,7 @@
     <w:r>
       <w:tab/>
       <w:tab/>
-      <w:t>2025-10-01</w:t>
+      <w:t>2025-10-02</w:t>
       <w:br/>
       <w:br/>
     </w:r>

--- a/klagomål/A 47339-2025 FSC-klagomål.docx
+++ b/klagomål/A 47339-2025 FSC-klagomål.docx
@@ -705,7 +705,7 @@
     <w:r>
       <w:tab/>
       <w:tab/>
-      <w:t>2025-10-02</w:t>
+      <w:t>2025-10-03</w:t>
       <w:br/>
       <w:br/>
     </w:r>

--- a/klagomål/A 47339-2025 FSC-klagomål.docx
+++ b/klagomål/A 47339-2025 FSC-klagomål.docx
@@ -705,7 +705,7 @@
     <w:r>
       <w:tab/>
       <w:tab/>
-      <w:t>2025-10-03</w:t>
+      <w:t>2025-10-04</w:t>
       <w:br/>
       <w:br/>
     </w:r>

--- a/klagomål/A 47339-2025 FSC-klagomål.docx
+++ b/klagomål/A 47339-2025 FSC-klagomål.docx
@@ -705,7 +705,7 @@
     <w:r>
       <w:tab/>
       <w:tab/>
-      <w:t>2025-10-04</w:t>
+      <w:t>2025-10-05</w:t>
       <w:br/>
       <w:br/>
     </w:r>

--- a/klagomål/A 47339-2025 FSC-klagomål.docx
+++ b/klagomål/A 47339-2025 FSC-klagomål.docx
@@ -705,7 +705,7 @@
     <w:r>
       <w:tab/>
       <w:tab/>
-      <w:t>2025-10-05</w:t>
+      <w:t>2025-10-06</w:t>
       <w:br/>
       <w:br/>
     </w:r>

--- a/klagomål/A 47339-2025 FSC-klagomål.docx
+++ b/klagomål/A 47339-2025 FSC-klagomål.docx
@@ -705,7 +705,7 @@
     <w:r>
       <w:tab/>
       <w:tab/>
-      <w:t>2025-10-06</w:t>
+      <w:t>2025-10-07</w:t>
       <w:br/>
       <w:br/>
     </w:r>

--- a/klagomål/A 47339-2025 FSC-klagomål.docx
+++ b/klagomål/A 47339-2025 FSC-klagomål.docx
@@ -705,7 +705,7 @@
     <w:r>
       <w:tab/>
       <w:tab/>
-      <w:t>2025-10-07</w:t>
+      <w:t>2025-10-08</w:t>
       <w:br/>
       <w:br/>
     </w:r>

--- a/klagomål/A 47339-2025 FSC-klagomål.docx
+++ b/klagomål/A 47339-2025 FSC-klagomål.docx
@@ -705,7 +705,7 @@
     <w:r>
       <w:tab/>
       <w:tab/>
-      <w:t>2025-10-08</w:t>
+      <w:t>2025-10-09</w:t>
       <w:br/>
       <w:br/>
     </w:r>

--- a/klagomål/A 47339-2025 FSC-klagomål.docx
+++ b/klagomål/A 47339-2025 FSC-klagomål.docx
@@ -705,7 +705,7 @@
     <w:r>
       <w:tab/>
       <w:tab/>
-      <w:t>2025-10-09</w:t>
+      <w:t>2025-10-10</w:t>
       <w:br/>
       <w:br/>
     </w:r>

--- a/klagomål/A 47339-2025 FSC-klagomål.docx
+++ b/klagomål/A 47339-2025 FSC-klagomål.docx
@@ -705,7 +705,7 @@
     <w:r>
       <w:tab/>
       <w:tab/>
-      <w:t>2025-10-10</w:t>
+      <w:t>2025-10-11</w:t>
       <w:br/>
       <w:br/>
     </w:r>

--- a/klagomål/A 47339-2025 FSC-klagomål.docx
+++ b/klagomål/A 47339-2025 FSC-klagomål.docx
@@ -705,7 +705,7 @@
     <w:r>
       <w:tab/>
       <w:tab/>
-      <w:t>2025-10-16</w:t>
+      <w:t>2025-10-17</w:t>
       <w:br/>
       <w:br/>
     </w:r>

--- a/klagomål/A 47339-2025 FSC-klagomål.docx
+++ b/klagomål/A 47339-2025 FSC-klagomål.docx
@@ -705,7 +705,7 @@
     <w:r>
       <w:tab/>
       <w:tab/>
-      <w:t>2025-10-17</w:t>
+      <w:t>2025-10-18</w:t>
       <w:br/>
       <w:br/>
     </w:r>

--- a/klagomål/A 47339-2025 FSC-klagomål.docx
+++ b/klagomål/A 47339-2025 FSC-klagomål.docx
@@ -705,7 +705,7 @@
     <w:r>
       <w:tab/>
       <w:tab/>
-      <w:t>2025-10-18</w:t>
+      <w:t>2025-10-19</w:t>
       <w:br/>
       <w:br/>
     </w:r>

--- a/klagomål/A 47339-2025 FSC-klagomål.docx
+++ b/klagomål/A 47339-2025 FSC-klagomål.docx
@@ -705,7 +705,7 @@
     <w:r>
       <w:tab/>
       <w:tab/>
-      <w:t>2025-10-19</w:t>
+      <w:t>2025-10-20</w:t>
       <w:br/>
       <w:br/>
     </w:r>

--- a/klagomål/A 47339-2025 FSC-klagomål.docx
+++ b/klagomål/A 47339-2025 FSC-klagomål.docx
@@ -705,7 +705,7 @@
     <w:r>
       <w:tab/>
       <w:tab/>
-      <w:t>2025-10-20</w:t>
+      <w:t>2025-10-21</w:t>
       <w:br/>
       <w:br/>
     </w:r>

--- a/klagomål/A 47339-2025 FSC-klagomål.docx
+++ b/klagomål/A 47339-2025 FSC-klagomål.docx
@@ -705,7 +705,7 @@
     <w:r>
       <w:tab/>
       <w:tab/>
-      <w:t>2025-10-21</w:t>
+      <w:t>2025-10-22</w:t>
       <w:br/>
       <w:br/>
     </w:r>

--- a/klagomål/A 47339-2025 FSC-klagomål.docx
+++ b/klagomål/A 47339-2025 FSC-klagomål.docx
@@ -191,7 +191,7 @@
     </w:p>
     <w:p>
       <w:r>
-        <w:t>I avverkningsanmälan har följande 2 naturvårdsarter hittats: rördrom (NT, §4) och korallrot (S, §8). Av dessa är 1 rödlistade. För rödlistade arter har rödlistekategorin angivits inom parentes. Arter som är signalarter enligt Skogsstyrelsen har markerats med (S). För fridlysta arter anges även paragrafen i Artskyddsförordningen som arten är fridlyst enligt.</w:t>
+        <w:t>I avverkningsanmälan har följande 12 naturvårdsarter hittats: backsippa (VU, §8), slåttergubbe (VU), motaggsvamp (NT), rördrom (NT, §4), sommarfibbla (NT), svinrot (NT), dropptaggsvamp (S), flagellkvastmossa (S), grönpyrola (S), korallrot (S, §8), rödgul trumpetsvamp (S) och grönvit nattviol (§8). Av dessa är 6 rödlistade. För rödlistade arter har rödlistekategorin angivits inom parentes. Arter som är signalarter enligt Skogsstyrelsen har markerats med (S). För fridlysta arter anges även paragrafen i Artskyddsförordningen som arten är fridlyst enligt.</w:t>
       </w:r>
     </w:p>
     <w:p>
@@ -206,7 +206,7 @@
       <w:r>
         <w:drawing>
           <wp:inline xmlns:a="http://schemas.openxmlformats.org/drawingml/2006/main" xmlns:pic="http://schemas.openxmlformats.org/drawingml/2006/picture">
-            <wp:extent cx="5486400" cy="6838772"/>
+            <wp:extent cx="5486400" cy="6579980"/>
             <wp:docPr id="1" name="Picture 1"/>
             <wp:cNvGraphicFramePr>
               <a:graphicFrameLocks noChangeAspect="1"/>
@@ -227,7 +227,7 @@
                   <pic:spPr>
                     <a:xfrm>
                       <a:off x="0" y="0"/>
-                      <a:ext cx="5486400" cy="6838772"/>
+                      <a:ext cx="5486400" cy="6579980"/>
                     </a:xfrm>
                     <a:prstGeom prst="rect"/>
                   </pic:spPr>
@@ -247,6 +247,50 @@
       </w:r>
     </w:p>
     <w:p>
+      <w:r>
+        <w:rPr>
+          <w:b/>
+        </w:rPr>
+        <w:t>Flagellkvastmossa</w:t>
+      </w:r>
+      <w:r>
+        <w:t xml:space="preserve"> förekommer framför allt i tallsumpskog, men finns även i relativt torra gran- och tallskogar. Den signalerar överallt skogsmiljöer med höga naturvärden och indikerar biotoper med rik och kontinuerlig förekomst av död ved i olika nedbrytningsstadier eller barlagd torvjord (Nitare &amp; Skogsstyrelsen, 2019).</w:t>
+      </w:r>
+    </w:p>
+    <w:p>
+      <w:r>
+        <w:rPr>
+          <w:b/>
+        </w:rPr>
+        <w:t xml:space="preserve">Grönpyrola </w:t>
+      </w:r>
+      <w:r>
+        <w:t>växer främst på sandig, torr eller frisk mark i äldre barrskog, ofta på isälvsmaterial såsom sand och grus. Den påträffas främst i äldre naturligt uppkomna barrskogar, exempelvis på tallmoar, i åssluttningar, dyner och rasbranter. Arten är känslig för skogsbruksmetoder såsom slutavverkning och markberedning (Nitare &amp; Skogsstyrelsen, 2019).</w:t>
+      </w:r>
+    </w:p>
+    <w:p>
+      <w:r>
+        <w:rPr>
+          <w:b/>
+        </w:rPr>
+        <w:t xml:space="preserve">Motaggsvamp (NT) </w:t>
+      </w:r>
+      <w:r>
+        <w:t>bildar mykorrhiza med tall i tallskog och hittas huvudsakligen i äldre, glesare skogsbestånd och hällmarksimpediment. Arten hotas främst av skogsavverkning och tycks försvinna efter slutavverkning, markberedning och plantering (SLU Artdatabanken, 2024).</w:t>
+      </w:r>
+    </w:p>
+    <w:p>
+      <w:r>
+        <w:rPr>
+          <w:b/>
+        </w:rPr>
+        <w:t xml:space="preserve">Rödgul trumpetsvamp </w:t>
+      </w:r>
+      <w:r>
+        <w:t>signalerar kalkrika barrsumpskogar eller avgränsade små mineralrika ytor i barrskogslandskapet, vilka normalt har höga naturvärden. I urbergsbygder är den en bra signalart på känsliga skogsbiotoper (Nitare &amp; Skogsstyrelsen, 2019).</w:t>
+      </w:r>
+    </w:p>
+    <w:p>
       <w:pPr>
         <w:pStyle w:val="Heading1"/>
       </w:pPr>
@@ -256,7 +300,7 @@
     </w:p>
     <w:p>
       <w:r>
-        <w:t>Följande fridlysta arter har sina livsmiljöer och växtplatser i den avverkningsanmälda skogen: rördrom (NT, §4) och korallrot (S, §8).</w:t>
+        <w:t>Följande fridlysta arter har sina livsmiljöer och växtplatser i den avverkningsanmälda skogen: backsippa (VU, §8), rördrom (NT, §4), korallrot (S, §8) och grönvit nattviol (§8).</w:t>
       </w:r>
     </w:p>
     <w:p>
@@ -390,7 +434,7 @@
         <w:rPr>
           <w:i/>
         </w:rPr>
-        <w:t>I det avverkningsanmälda skogsområdet har 2 naturvårdsarter varav 1 rödlistade arter sina livsmiljöer och växtplatser.</w:t>
+        <w:t>I det avverkningsanmälda skogsområdet har 12 naturvårdsarter varav 6 rödlistade arter sina livsmiljöer och växtplatser.</w:t>
       </w:r>
     </w:p>
     <w:p>
@@ -705,7 +749,7 @@
     <w:r>
       <w:tab/>
       <w:tab/>
-      <w:t>2025-10-22</w:t>
+      <w:t>2025-10-23</w:t>
       <w:br/>
       <w:br/>
     </w:r>

--- a/klagomål/A 47339-2025 FSC-klagomål.docx
+++ b/klagomål/A 47339-2025 FSC-klagomål.docx
@@ -749,7 +749,7 @@
     <w:r>
       <w:tab/>
       <w:tab/>
-      <w:t>2025-10-23</w:t>
+      <w:t>2025-10-24</w:t>
       <w:br/>
       <w:br/>
     </w:r>

--- a/klagomål/A 47339-2025 FSC-klagomål.docx
+++ b/klagomål/A 47339-2025 FSC-klagomål.docx
@@ -749,7 +749,7 @@
     <w:r>
       <w:tab/>
       <w:tab/>
-      <w:t>2025-10-24</w:t>
+      <w:t>2025-10-25</w:t>
       <w:br/>
       <w:br/>
     </w:r>

--- a/klagomål/A 47339-2025 FSC-klagomål.docx
+++ b/klagomål/A 47339-2025 FSC-klagomål.docx
@@ -749,7 +749,7 @@
     <w:r>
       <w:tab/>
       <w:tab/>
-      <w:t>2025-10-25</w:t>
+      <w:t>2025-10-26</w:t>
       <w:br/>
       <w:br/>
     </w:r>

--- a/klagomål/A 47339-2025 FSC-klagomål.docx
+++ b/klagomål/A 47339-2025 FSC-klagomål.docx
@@ -749,7 +749,7 @@
     <w:r>
       <w:tab/>
       <w:tab/>
-      <w:t>2025-10-26</w:t>
+      <w:t>2025-10-27</w:t>
       <w:br/>
       <w:br/>
     </w:r>

--- a/klagomål/A 47339-2025 FSC-klagomål.docx
+++ b/klagomål/A 47339-2025 FSC-klagomål.docx
@@ -749,7 +749,7 @@
     <w:r>
       <w:tab/>
       <w:tab/>
-      <w:t>2025-10-27</w:t>
+      <w:t>2025-10-28</w:t>
       <w:br/>
       <w:br/>
     </w:r>

--- a/klagomål/A 47339-2025 FSC-klagomål.docx
+++ b/klagomål/A 47339-2025 FSC-klagomål.docx
@@ -749,7 +749,7 @@
     <w:r>
       <w:tab/>
       <w:tab/>
-      <w:t>2025-10-28</w:t>
+      <w:t>2025-10-29</w:t>
       <w:br/>
       <w:br/>
     </w:r>

--- a/klagomål/A 47339-2025 FSC-klagomål.docx
+++ b/klagomål/A 47339-2025 FSC-klagomål.docx
@@ -749,7 +749,7 @@
     <w:r>
       <w:tab/>
       <w:tab/>
-      <w:t>2025-10-29</w:t>
+      <w:t>2025-10-30</w:t>
       <w:br/>
       <w:br/>
     </w:r>

--- a/klagomål/A 47339-2025 FSC-klagomål.docx
+++ b/klagomål/A 47339-2025 FSC-klagomål.docx
@@ -749,7 +749,7 @@
     <w:r>
       <w:tab/>
       <w:tab/>
-      <w:t>2025-10-30</w:t>
+      <w:t>2025-10-31</w:t>
       <w:br/>
       <w:br/>
     </w:r>

--- a/klagomål/A 47339-2025 FSC-klagomål.docx
+++ b/klagomål/A 47339-2025 FSC-klagomål.docx
@@ -749,7 +749,7 @@
     <w:r>
       <w:tab/>
       <w:tab/>
-      <w:t>2025-10-31</w:t>
+      <w:t>2025-11-01</w:t>
       <w:br/>
       <w:br/>
     </w:r>

--- a/klagomål/A 47339-2025 FSC-klagomål.docx
+++ b/klagomål/A 47339-2025 FSC-klagomål.docx
@@ -749,7 +749,7 @@
     <w:r>
       <w:tab/>
       <w:tab/>
-      <w:t>2025-11-01</w:t>
+      <w:t>2025-11-02</w:t>
       <w:br/>
       <w:br/>
     </w:r>

--- a/klagomål/A 47339-2025 FSC-klagomål.docx
+++ b/klagomål/A 47339-2025 FSC-klagomål.docx
@@ -749,7 +749,7 @@
     <w:r>
       <w:tab/>
       <w:tab/>
-      <w:t>2025-11-02</w:t>
+      <w:t>2025-11-03</w:t>
       <w:br/>
       <w:br/>
     </w:r>

--- a/klagomål/A 47339-2025 FSC-klagomål.docx
+++ b/klagomål/A 47339-2025 FSC-klagomål.docx
@@ -749,7 +749,7 @@
     <w:r>
       <w:tab/>
       <w:tab/>
-      <w:t>2025-11-03</w:t>
+      <w:t>2025-11-04</w:t>
       <w:br/>
       <w:br/>
     </w:r>

--- a/klagomål/A 47339-2025 FSC-klagomål.docx
+++ b/klagomål/A 47339-2025 FSC-klagomål.docx
@@ -749,7 +749,7 @@
     <w:r>
       <w:tab/>
       <w:tab/>
-      <w:t>2025-11-04</w:t>
+      <w:t>2025-11-05</w:t>
       <w:br/>
       <w:br/>
     </w:r>

--- a/klagomål/A 47339-2025 FSC-klagomål.docx
+++ b/klagomål/A 47339-2025 FSC-klagomål.docx
@@ -749,7 +749,7 @@
     <w:r>
       <w:tab/>
       <w:tab/>
-      <w:t>2025-11-05</w:t>
+      <w:t>2025-11-06</w:t>
       <w:br/>
       <w:br/>
     </w:r>

--- a/klagomål/A 47339-2025 FSC-klagomål.docx
+++ b/klagomål/A 47339-2025 FSC-klagomål.docx
@@ -749,7 +749,7 @@
     <w:r>
       <w:tab/>
       <w:tab/>
-      <w:t>2025-11-06</w:t>
+      <w:t>2025-11-07</w:t>
       <w:br/>
       <w:br/>
     </w:r>

--- a/klagomål/A 47339-2025 FSC-klagomål.docx
+++ b/klagomål/A 47339-2025 FSC-klagomål.docx
@@ -749,7 +749,7 @@
     <w:r>
       <w:tab/>
       <w:tab/>
-      <w:t>2025-11-07</w:t>
+      <w:t>2025-11-08</w:t>
       <w:br/>
       <w:br/>
     </w:r>

--- a/klagomål/A 47339-2025 FSC-klagomål.docx
+++ b/klagomål/A 47339-2025 FSC-klagomål.docx
@@ -749,7 +749,7 @@
     <w:r>
       <w:tab/>
       <w:tab/>
-      <w:t>2025-11-08</w:t>
+      <w:t>2025-11-09</w:t>
       <w:br/>
       <w:br/>
     </w:r>

--- a/klagomål/A 47339-2025 FSC-klagomål.docx
+++ b/klagomål/A 47339-2025 FSC-klagomål.docx
@@ -749,7 +749,7 @@
     <w:r>
       <w:tab/>
       <w:tab/>
-      <w:t>2025-11-09</w:t>
+      <w:t>2025-11-10</w:t>
       <w:br/>
       <w:br/>
     </w:r>

--- a/klagomål/A 47339-2025 FSC-klagomål.docx
+++ b/klagomål/A 47339-2025 FSC-klagomål.docx
@@ -749,7 +749,7 @@
     <w:r>
       <w:tab/>
       <w:tab/>
-      <w:t>2025-11-10</w:t>
+      <w:t>2025-11-11</w:t>
       <w:br/>
       <w:br/>
     </w:r>

--- a/klagomål/A 47339-2025 FSC-klagomål.docx
+++ b/klagomål/A 47339-2025 FSC-klagomål.docx
@@ -749,7 +749,7 @@
     <w:r>
       <w:tab/>
       <w:tab/>
-      <w:t>2025-11-11</w:t>
+      <w:t>2025-11-12</w:t>
       <w:br/>
       <w:br/>
     </w:r>

--- a/klagomål/A 47339-2025 FSC-klagomål.docx
+++ b/klagomål/A 47339-2025 FSC-klagomål.docx
@@ -749,7 +749,7 @@
     <w:r>
       <w:tab/>
       <w:tab/>
-      <w:t>2025-11-12</w:t>
+      <w:t>2025-11-13</w:t>
       <w:br/>
       <w:br/>
     </w:r>

--- a/klagomål/A 47339-2025 FSC-klagomål.docx
+++ b/klagomål/A 47339-2025 FSC-klagomål.docx
@@ -749,7 +749,7 @@
     <w:r>
       <w:tab/>
       <w:tab/>
-      <w:t>2025-11-13</w:t>
+      <w:t>2025-11-14</w:t>
       <w:br/>
       <w:br/>
     </w:r>

--- a/klagomål/A 47339-2025 FSC-klagomål.docx
+++ b/klagomål/A 47339-2025 FSC-klagomål.docx
@@ -749,7 +749,7 @@
     <w:r>
       <w:tab/>
       <w:tab/>
-      <w:t>2025-11-14</w:t>
+      <w:t>2025-11-15</w:t>
       <w:br/>
       <w:br/>
     </w:r>

--- a/klagomål/A 47339-2025 FSC-klagomål.docx
+++ b/klagomål/A 47339-2025 FSC-klagomål.docx
@@ -749,7 +749,7 @@
     <w:r>
       <w:tab/>
       <w:tab/>
-      <w:t>2025-11-15</w:t>
+      <w:t>2025-11-20</w:t>
       <w:br/>
       <w:br/>
     </w:r>

--- a/klagomål/A 47339-2025 FSC-klagomål.docx
+++ b/klagomål/A 47339-2025 FSC-klagomål.docx
@@ -749,7 +749,7 @@
     <w:r>
       <w:tab/>
       <w:tab/>
-      <w:t>2025-11-20</w:t>
+      <w:t>2025-11-21</w:t>
       <w:br/>
       <w:br/>
     </w:r>

--- a/klagomål/A 47339-2025 FSC-klagomål.docx
+++ b/klagomål/A 47339-2025 FSC-klagomål.docx
@@ -749,7 +749,7 @@
     <w:r>
       <w:tab/>
       <w:tab/>
-      <w:t>2025-11-21</w:t>
+      <w:t>2025-11-22</w:t>
       <w:br/>
       <w:br/>
     </w:r>

--- a/klagomål/A 47339-2025 FSC-klagomål.docx
+++ b/klagomål/A 47339-2025 FSC-klagomål.docx
@@ -749,7 +749,7 @@
     <w:r>
       <w:tab/>
       <w:tab/>
-      <w:t>2025-11-22</w:t>
+      <w:t>2025-11-23</w:t>
       <w:br/>
       <w:br/>
     </w:r>

--- a/klagomål/A 47339-2025 FSC-klagomål.docx
+++ b/klagomål/A 47339-2025 FSC-klagomål.docx
@@ -749,7 +749,7 @@
     <w:r>
       <w:tab/>
       <w:tab/>
-      <w:t>2025-11-23</w:t>
+      <w:t>2025-11-24</w:t>
       <w:br/>
       <w:br/>
     </w:r>

--- a/klagomål/A 47339-2025 FSC-klagomål.docx
+++ b/klagomål/A 47339-2025 FSC-klagomål.docx
@@ -749,7 +749,7 @@
     <w:r>
       <w:tab/>
       <w:tab/>
-      <w:t>2025-11-24</w:t>
+      <w:t>2025-11-25</w:t>
       <w:br/>
       <w:br/>
     </w:r>

--- a/klagomål/A 47339-2025 FSC-klagomål.docx
+++ b/klagomål/A 47339-2025 FSC-klagomål.docx
@@ -749,7 +749,7 @@
     <w:r>
       <w:tab/>
       <w:tab/>
-      <w:t>2025-11-25</w:t>
+      <w:t>2025-11-26</w:t>
       <w:br/>
       <w:br/>
     </w:r>

--- a/klagomål/A 47339-2025 FSC-klagomål.docx
+++ b/klagomål/A 47339-2025 FSC-klagomål.docx
@@ -749,7 +749,7 @@
     <w:r>
       <w:tab/>
       <w:tab/>
-      <w:t>2025-11-26</w:t>
+      <w:t>2025-11-27</w:t>
       <w:br/>
       <w:br/>
     </w:r>

--- a/klagomål/A 47339-2025 FSC-klagomål.docx
+++ b/klagomål/A 47339-2025 FSC-klagomål.docx
@@ -749,7 +749,7 @@
     <w:r>
       <w:tab/>
       <w:tab/>
-      <w:t>2025-11-27</w:t>
+      <w:t>2025-11-28</w:t>
       <w:br/>
       <w:br/>
     </w:r>

--- a/klagomål/A 47339-2025 FSC-klagomål.docx
+++ b/klagomål/A 47339-2025 FSC-klagomål.docx
@@ -749,7 +749,7 @@
     <w:r>
       <w:tab/>
       <w:tab/>
-      <w:t>2025-11-28</w:t>
+      <w:t>2025-11-29</w:t>
       <w:br/>
       <w:br/>
     </w:r>

--- a/klagomål/A 47339-2025 FSC-klagomål.docx
+++ b/klagomål/A 47339-2025 FSC-klagomål.docx
@@ -749,7 +749,7 @@
     <w:r>
       <w:tab/>
       <w:tab/>
-      <w:t>2025-11-29</w:t>
+      <w:t>2025-11-30</w:t>
       <w:br/>
       <w:br/>
     </w:r>

--- a/klagomål/A 47339-2025 FSC-klagomål.docx
+++ b/klagomål/A 47339-2025 FSC-klagomål.docx
@@ -749,7 +749,7 @@
     <w:r>
       <w:tab/>
       <w:tab/>
-      <w:t>2025-11-30</w:t>
+      <w:t>2025-12-01</w:t>
       <w:br/>
       <w:br/>
     </w:r>
